--- a/plantillas/inmobiliaria/D11C_Evaluacion_Comprension_CertusPLD_v3.docx
+++ b/plantillas/inmobiliaria/D11C_Evaluacion_Comprension_CertusPLD_v3.docx
@@ -590,7 +590,7 @@
           <w:sz w:val="20"/>
           <w:szCs w:val="20"/>
         </w:rPr>
-        <w:t xml:space="preserve">[ ] D) La Fracción V Bis solo aplica a preventas que superen los $941,512 MXN</w:t>
+        <w:t xml:space="preserve">[ ] D) La Fracción V Bis solo aplica a preventas que superen los $941,413 MXN</w:t>
       </w:r>
     </w:p>
     <w:p>
@@ -653,19 +653,19 @@
           <w:sz w:val="20"/>
           <w:szCs w:val="20"/>
         </w:rPr>
-        <w:t xml:space="preserve">[ ] C) $941,512 MXN</w:t>
-      </w:r>
-    </w:p>
-    <w:p>
-      <w:pPr>
-        <w:spacing w:after="40"/>
-      </w:pPr>
-      <w:r>
-        <w:rPr>
-          <w:sz w:val="20"/>
-          <w:szCs w:val="20"/>
-        </w:rPr>
-        <w:t xml:space="preserve">[ ] D) $1,092,155 MXN</w:t>
+        <w:t xml:space="preserve">[ ] C) $941,413 MXN</w:t>
+      </w:r>
+    </w:p>
+    <w:p>
+      <w:pPr>
+        <w:spacing w:after="40"/>
+      </w:pPr>
+      <w:r>
+        <w:rPr>
+          <w:sz w:val="20"/>
+          <w:szCs w:val="20"/>
+        </w:rPr>
+        <w:t xml:space="preserve">[ ] D) $1,173,100 MXN</w:t>
       </w:r>
     </w:p>
     <w:p>
@@ -728,7 +728,7 @@
           <w:sz w:val="20"/>
           <w:szCs w:val="20"/>
         </w:rPr>
-        <w:t xml:space="preserve">[ ] C) Solo hay alerta si el total de la operación supera los $941,512 MXN</w:t>
+        <w:t xml:space="preserve">[ ] C) Solo hay alerta si el total de la operación supera los $941,413 MXN</w:t>
       </w:r>
     </w:p>
     <w:p>
@@ -1166,7 +1166,7 @@
           <w:sz w:val="20"/>
           <w:szCs w:val="20"/>
         </w:rPr>
-        <w:t xml:space="preserve">[ ] B) Presentar un Informe en ceros dentro de los 17 días hábiles del mes siguiente</w:t>
+        <w:t xml:space="preserve">[ ] B) Presentar un Informe en ceros a más tardar el día 17 del mes siguiente</w:t>
       </w:r>
     </w:p>
     <w:p>
@@ -1624,7 +1624,7 @@
                 <w:sz w:val="18"/>
                 <w:szCs w:val="18"/>
               </w:rPr>
-              <w:t xml:space="preserve">8,025 UMA x $117.31 = ~$941,512 MXN</w:t>
+              <w:t xml:space="preserve">8,025 UMA x $117.31 = ~$941,413 MXN</w:t>
             </w:r>
           </w:p>
         </w:tc>
@@ -1964,7 +1964,7 @@
                 <w:sz w:val="18"/>
                 <w:szCs w:val="18"/>
               </w:rPr>
-              <w:t xml:space="preserve">$300K supera umbral identificación (1,605 UMA = $188,283) pero NO Aviso (3,210 UMA = $376,566)</w:t>
+              <w:t xml:space="preserve">$300K supera umbral identificación (1,605 UMA = $188,283) pero NO Aviso (3,210 UMA = $376,565)</w:t>
             </w:r>
           </w:p>
         </w:tc>
